--- a/5_项目交付/天遂税务师事务所AI数字化/生成产物/天遂税务师事务所数字化建设方案_v3.docx
+++ b/5_项目交付/天遂税务师事务所AI数字化/生成产物/天遂税务师事务所数字化建设方案_v3.docx
@@ -41,7 +41,7 @@
           <w:color w:val="666666"/>
           <w:sz w:val="20"/>
         </w:rPr>
-        <w:t>日期：2026-07-13</w:t>
+        <w:t>日期：2026年7月</w:t>
       </w:r>
     </w:p>
     <w:p>
@@ -214,7 +214,91 @@
         <w:pStyle w:val="Heading2"/>
       </w:pPr>
       <w:r>
-        <w:t>二、我们要做什么</w:t>
+        <w:t>二、建设理念</w:t>
+      </w:r>
+    </w:p>
+    <w:p>
+      <w:pPr>
+        <w:spacing w:after="120"/>
+      </w:pPr>
+      <w:r>
+        <w:rPr>
+          <w:sz w:val="21"/>
+        </w:rPr>
+        <w:t>跟贵所沟通中，我们达成了几个共识：</w:t>
+      </w:r>
+    </w:p>
+    <w:p>
+      <w:pPr>
+        <w:spacing w:after="120"/>
+      </w:pPr>
+      <w:r>
+        <w:rPr>
+          <w:b/>
+          <w:sz w:val="21"/>
+        </w:rPr>
+        <w:t>第一，AI确实能帮忙，但不能跑太快。</w:t>
+      </w:r>
+      <w:r>
+        <w:rPr>
+          <w:sz w:val="21"/>
+        </w:rPr>
+        <w:t xml:space="preserve"> 现阶段AI在文字生成、知识检索、数据分析方面已经能帮上忙，但在专业判断、复杂推理方面还不能替代人。所以我们提的是"AI数字化"——用AI辅助人，不是替代人。系统做初稿、做检查提示，最终判断和签字还是注册税务师负责。</w:t>
+      </w:r>
+    </w:p>
+    <w:p>
+      <w:pPr>
+        <w:spacing w:after="120"/>
+      </w:pPr>
+      <w:r>
+        <w:rPr>
+          <w:b/>
+          <w:sz w:val="21"/>
+        </w:rPr>
+        <w:t>第二，实事求是，不画大饼。</w:t>
+      </w:r>
+      <w:r>
+        <w:rPr>
+          <w:sz w:val="21"/>
+        </w:rPr>
+        <w:t xml:space="preserve"> 先从最痛的问题开始解决，让团队用起来、尝到甜头，再逐步扩展。</w:t>
+      </w:r>
+    </w:p>
+    <w:p>
+      <w:pPr>
+        <w:spacing w:after="120"/>
+      </w:pPr>
+      <w:r>
+        <w:rPr>
+          <w:b/>
+          <w:sz w:val="21"/>
+        </w:rPr>
+        <w:t>第三，现在做的事，也是在为未来打基础。</w:t>
+      </w:r>
+      <w:r>
+        <w:rPr>
+          <w:sz w:val="21"/>
+        </w:rPr>
+        <w:t xml:space="preserve"> AI能力会越来越强，现在虽然不能所有事都交给AI，但有两件事必须现在开始做：数据准备（底稿数字化、知识库建设）和AI习惯准备（从简单场景开始用，逐步习惯人机协作）。</w:t>
+      </w:r>
+    </w:p>
+    <w:p>
+      <w:pPr>
+        <w:jc w:val="center"/>
+      </w:pPr>
+      <w:r>
+        <w:rPr>
+          <w:color w:val="BFBFBF"/>
+        </w:rPr>
+        <w:t>────────────────────────────────────────</w:t>
+      </w:r>
+    </w:p>
+    <w:p>
+      <w:pPr>
+        <w:pStyle w:val="Heading2"/>
+      </w:pPr>
+      <w:r>
+        <w:t>三、我们要做什么</w:t>
       </w:r>
     </w:p>
     <w:p>
@@ -297,7 +381,7 @@
         <w:pStyle w:val="Heading3"/>
       </w:pPr>
       <w:r>
-        <w:t>2. 让报告起草快一倍</w:t>
+        <w:t>2. 客户文件自动提取数据，报告起草快一倍</w:t>
       </w:r>
     </w:p>
     <w:p>
@@ -308,29 +392,7 @@
         <w:rPr>
           <w:sz w:val="21"/>
         </w:rPr>
-        <w:t>现在写一份鉴证报告，从底稿到成稿可能要2天。系统帮你们做的是：把底稿数据导进去，自动生成报告初稿，专业人员在此基础上改。</w:t>
-      </w:r>
-    </w:p>
-    <w:p>
-      <w:pPr>
-        <w:spacing w:after="120"/>
-      </w:pPr>
-      <w:r>
-        <w:rPr>
-          <w:sz w:val="21"/>
-        </w:rPr>
-        <w:t>同时系统会做数据校验——勾稽关系对不对、有没有异常波动，自动标出来，减少人为遗漏。</w:t>
-      </w:r>
-    </w:p>
-    <w:p>
-      <w:pPr>
-        <w:spacing w:after="120"/>
-      </w:pPr>
-      <w:r>
-        <w:rPr>
-          <w:sz w:val="21"/>
-        </w:rPr>
-        <w:t>副总审核的时候，系统已经帮你标了需要关注的点，不用从头到尾逐行看。</w:t>
+        <w:t>现在写一份鉴证报告，从拿到客户文件到成稿可能要好几天。系统帮你们把这个流程串起来：</w:t>
       </w:r>
     </w:p>
     <w:p>
@@ -342,7 +404,79 @@
           <w:b/>
           <w:sz w:val="21"/>
         </w:rPr>
-        <w:t>重要：系统只做初稿和检查提示，最终判断和签字还是注册税务师负责。</w:t>
+        <w:t>第一步——AI提取数据</w:t>
+      </w:r>
+      <w:r>
+        <w:rPr>
+          <w:sz w:val="21"/>
+        </w:rPr>
+        <w:t>：客户提交大量文件（财务报表、凭证、合同、发票等），AI自动识别文件类型，提取关键数据（收入、成本、费用、资产等），结构化整理好。</w:t>
+      </w:r>
+    </w:p>
+    <w:p>
+      <w:pPr>
+        <w:spacing w:after="120"/>
+      </w:pPr>
+      <w:r>
+        <w:rPr>
+          <w:b/>
+          <w:sz w:val="21"/>
+        </w:rPr>
+        <w:t>第二步——人工核准</w:t>
+      </w:r>
+      <w:r>
+        <w:rPr>
+          <w:sz w:val="21"/>
+        </w:rPr>
+        <w:t>：AI提取的数据，专业人员核对一遍，确认没问题才入库。AI辅助提取，人工把关质量。</w:t>
+      </w:r>
+    </w:p>
+    <w:p>
+      <w:pPr>
+        <w:spacing w:after="120"/>
+      </w:pPr>
+      <w:r>
+        <w:rPr>
+          <w:b/>
+          <w:sz w:val="21"/>
+        </w:rPr>
+        <w:t>第三步——生成报告初稿</w:t>
+      </w:r>
+      <w:r>
+        <w:rPr>
+          <w:sz w:val="21"/>
+        </w:rPr>
+        <w:t>：核准后的数据加上模板，自动生成报告初稿，专业人员在此基础上改。</w:t>
+      </w:r>
+    </w:p>
+    <w:p>
+      <w:pPr>
+        <w:spacing w:after="120"/>
+      </w:pPr>
+      <w:r>
+        <w:rPr>
+          <w:b/>
+          <w:sz w:val="21"/>
+        </w:rPr>
+        <w:t>第四步——AI审核岗</w:t>
+      </w:r>
+      <w:r>
+        <w:rPr>
+          <w:sz w:val="21"/>
+        </w:rPr>
+        <w:t>：报告提交审批前，AI先过一遍，标注需要关注的点。副总审核时不用从头到尾逐行看，AI已经帮你标了重点。原有三级审核流程不变，只是在前面加了一个AI助手。</w:t>
+      </w:r>
+    </w:p>
+    <w:p>
+      <w:pPr>
+        <w:spacing w:after="120"/>
+      </w:pPr>
+      <w:r>
+        <w:rPr>
+          <w:b/>
+          <w:sz w:val="21"/>
+        </w:rPr>
+        <w:t>重要：系统只做数据提取、初稿生成和检查提示，最终判断和签字还是注册税务师负责。</w:t>
       </w:r>
     </w:p>
     <w:p>
@@ -402,7 +536,7 @@
         <w:rPr>
           <w:sz w:val="21"/>
         </w:rPr>
-        <w:t>这件事不急，首期先把框架搭好、规范定好，历史档案慢慢扫。</w:t>
+        <w:t>这件事在项目周期内先把框架搭好、规范定好，历史档案慢慢扫。</w:t>
       </w:r>
     </w:p>
     <w:p>
@@ -492,7 +626,7 @@
         <w:pStyle w:val="Heading2"/>
       </w:pPr>
       <w:r>
-        <w:t>三、六件事的关系</w:t>
+        <w:t>四、技术架构</w:t>
       </w:r>
     </w:p>
     <w:p>
@@ -503,32 +637,46 @@
         <w:rPr>
           <w:sz w:val="21"/>
         </w:rPr>
-        <w:t>这六件事不是并列的，有先后：</w:t>
+        <w:t>系统采用私有化部署，所有数据完全在你们自己的服务器上，不经过任何外部网络。</w:t>
       </w:r>
     </w:p>
     <w:p>
       <w:pPr>
-        <w:ind w:left="567"/>
-        <w:shd w:fill="F5F5F5" w:val="clear"/>
+        <w:jc w:val="center"/>
       </w:pPr>
       <w:r>
-        <w:rPr>
-          <w:rFonts w:ascii="Consolas" w:hAnsi="Consolas"/>
-          <w:sz w:val="18"/>
-        </w:rPr>
-        <w:t>先把底稿管起来（第4件）</w:t>
-        <w:br/>
-        <w:t xml:space="preserve">      ↓</w:t>
-        <w:br/>
-        <w:t>建知识库（第1件） + 做报告辅助（第2件）</w:t>
-        <w:br/>
-        <w:t xml:space="preserve">      ↓</w:t>
-        <w:br/>
-        <w:t>项目管理透明化（第3件）</w:t>
-        <w:br/>
-        <w:t xml:space="preserve">      ↓</w:t>
-        <w:br/>
-        <w:t>专业内容产出（第5件） + 新人培训（第6件）</w:t>
+        <w:drawing>
+          <wp:inline xmlns:a="http://schemas.openxmlformats.org/drawingml/2006/main" xmlns:pic="http://schemas.openxmlformats.org/drawingml/2006/picture">
+            <wp:extent cx="5486400" cy="4206240"/>
+            <wp:docPr id="1" name="Picture 1"/>
+            <wp:cNvGraphicFramePr>
+              <a:graphicFrameLocks noChangeAspect="1"/>
+            </wp:cNvGraphicFramePr>
+            <a:graphic>
+              <a:graphicData uri="http://schemas.openxmlformats.org/drawingml/2006/picture">
+                <pic:pic>
+                  <pic:nvPicPr>
+                    <pic:cNvPr id="0" name="技术架构图.png"/>
+                    <pic:cNvPicPr/>
+                  </pic:nvPicPr>
+                  <pic:blipFill>
+                    <a:blip r:embed="rId9"/>
+                    <a:stretch>
+                      <a:fillRect/>
+                    </a:stretch>
+                  </pic:blipFill>
+                  <pic:spPr>
+                    <a:xfrm>
+                      <a:off x="0" y="0"/>
+                      <a:ext cx="5486400" cy="4206240"/>
+                    </a:xfrm>
+                    <a:prstGeom prst="rect"/>
+                  </pic:spPr>
+                </pic:pic>
+              </a:graphicData>
+            </a:graphic>
+          </wp:inline>
+        </w:drawing>
       </w:r>
     </w:p>
     <w:p>
@@ -540,13 +688,31 @@
           <w:b/>
           <w:sz w:val="21"/>
         </w:rPr>
-        <w:t>先做下面三件（打基础），再做上面两件（往外拓展）。</w:t>
+        <w:t>数据逻辑闭环</w:t>
       </w:r>
       <w:r>
         <w:rPr>
           <w:sz w:val="21"/>
         </w:rPr>
-        <w:t xml:space="preserve"> 底子打好了，往外走才稳。</w:t>
+        <w:t>：客户文件→AI提取→人工核准→入库→报告生成→AI审核→审批→项目归档→知识库积累→下次复用。数据在系统里转一圈，越用越厚。</w:t>
+      </w:r>
+    </w:p>
+    <w:p>
+      <w:pPr>
+        <w:spacing w:after="120"/>
+      </w:pPr>
+      <w:r>
+        <w:rPr>
+          <w:b/>
+          <w:sz w:val="21"/>
+        </w:rPr>
+        <w:t>数据分级管理</w:t>
+      </w:r>
+      <w:r>
+        <w:rPr>
+          <w:sz w:val="21"/>
+        </w:rPr>
+        <w:t>：公开资料、内部资料、客户敏感资料、核心财务数据分四级管理，不同级别不同权限，确保大客户数据安全。</w:t>
       </w:r>
     </w:p>
     <w:p>
@@ -565,15 +731,18 @@
         <w:pStyle w:val="Heading2"/>
       </w:pPr>
       <w:r>
-        <w:t>四、怎么分步做</w:t>
+        <w:t>五、怎么做</w:t>
       </w:r>
     </w:p>
     <w:p>
       <w:pPr>
-        <w:pStyle w:val="Heading3"/>
+        <w:spacing w:after="120"/>
       </w:pPr>
       <w:r>
-        <w:t>第一步：首期建设（10万以内，2-3个月）</w:t>
+        <w:rPr>
+          <w:sz w:val="21"/>
+        </w:rPr>
+        <w:t>所有功能在2-3个月内完成：</w:t>
       </w:r>
     </w:p>
     <w:tbl>
@@ -633,7 +802,7 @@
               <w:rPr>
                 <w:sz w:val="18"/>
               </w:rPr>
-              <w:t>第1-3周</w:t>
+              <w:t>第1周</w:t>
             </w:r>
           </w:p>
         </w:tc>
@@ -646,7 +815,7 @@
               <w:rPr>
                 <w:sz w:val="18"/>
               </w:rPr>
-              <w:t>系统部署，搭好项目管理框架和权限</w:t>
+              <w:t>确认需求，客户提交资料</w:t>
             </w:r>
           </w:p>
         </w:tc>
@@ -661,7 +830,7 @@
               <w:rPr>
                 <w:sz w:val="18"/>
               </w:rPr>
-              <w:t>第4-6周</w:t>
+              <w:t>第2周</w:t>
             </w:r>
           </w:p>
         </w:tc>
@@ -674,7 +843,7 @@
               <w:rPr>
                 <w:sz w:val="18"/>
               </w:rPr>
-              <w:t>建知识库，配好智能问答</w:t>
+              <w:t>环境部署，服务器+企微接入</w:t>
             </w:r>
           </w:p>
         </w:tc>
@@ -689,7 +858,7 @@
               <w:rPr>
                 <w:sz w:val="18"/>
               </w:rPr>
-              <w:t>第7-9周</w:t>
+              <w:t>第3-4周</w:t>
             </w:r>
           </w:p>
         </w:tc>
@@ -702,7 +871,7 @@
               <w:rPr>
                 <w:sz w:val="18"/>
               </w:rPr>
-              <w:t>配报告模板和自动起草功能</w:t>
+              <w:t>基础模块+人事/行政/财务/客户管理</w:t>
             </w:r>
           </w:p>
         </w:tc>
@@ -717,7 +886,7 @@
               <w:rPr>
                 <w:sz w:val="18"/>
               </w:rPr>
-              <w:t>第10-12周</w:t>
+              <w:t>第5-6周</w:t>
             </w:r>
           </w:p>
         </w:tc>
@@ -730,207 +899,7 @@
               <w:rPr>
                 <w:sz w:val="18"/>
               </w:rPr>
-              <w:t>团队培训，试运行，调优</w:t>
-            </w:r>
-          </w:p>
-        </w:tc>
-      </w:tr>
-    </w:tbl>
-    <w:p/>
-    <w:p>
-      <w:pPr>
-        <w:spacing w:after="120"/>
-      </w:pPr>
-      <w:r>
-        <w:rPr>
-          <w:b/>
-          <w:sz w:val="21"/>
-        </w:rPr>
-        <w:t>首期交付</w:t>
-      </w:r>
-      <w:r>
-        <w:rPr>
-          <w:sz w:val="21"/>
-        </w:rPr>
-        <w:t>：</w:t>
-      </w:r>
-    </w:p>
-    <w:p>
-      <w:pPr>
-        <w:pStyle w:val="ListBullet"/>
-        <w:ind w:left="425"/>
-      </w:pPr>
-      <w:r>
-        <w:rPr>
-          <w:sz w:val="20"/>
-        </w:rPr>
-        <w:t>项目协作平台（替代微信群，进度透明、文件归档）</w:t>
-      </w:r>
-    </w:p>
-    <w:p>
-      <w:pPr>
-        <w:pStyle w:val="ListBullet"/>
-        <w:ind w:left="425"/>
-      </w:pPr>
-      <w:r>
-        <w:rPr>
-          <w:sz w:val="20"/>
-        </w:rPr>
-        <w:t>税务知识库（经验可查、可问、可复用）</w:t>
-      </w:r>
-    </w:p>
-    <w:p>
-      <w:pPr>
-        <w:pStyle w:val="ListBullet"/>
-        <w:ind w:left="425"/>
-      </w:pPr>
-      <w:r>
-        <w:rPr>
-          <w:sz w:val="20"/>
-        </w:rPr>
-        <w:t>报告起草辅助（初稿生成+数据校验）</w:t>
-      </w:r>
-    </w:p>
-    <w:p>
-      <w:pPr>
-        <w:pStyle w:val="ListBullet"/>
-        <w:ind w:left="425"/>
-      </w:pPr>
-      <w:r>
-        <w:rPr>
-          <w:sz w:val="20"/>
-        </w:rPr>
-        <w:t>权限和安全配置</w:t>
-      </w:r>
-    </w:p>
-    <w:p>
-      <w:pPr>
-        <w:pStyle w:val="ListBullet"/>
-        <w:ind w:left="425"/>
-      </w:pPr>
-      <w:r>
-        <w:rPr>
-          <w:sz w:val="20"/>
-        </w:rPr>
-        <w:t>团队培训+使用手册</w:t>
-      </w:r>
-    </w:p>
-    <w:p>
-      <w:pPr>
-        <w:spacing w:after="120"/>
-      </w:pPr>
-      <w:r>
-        <w:rPr>
-          <w:b/>
-          <w:sz w:val="21"/>
-        </w:rPr>
-        <w:t>首期不做</w:t>
-      </w:r>
-      <w:r>
-        <w:rPr>
-          <w:sz w:val="21"/>
-        </w:rPr>
-        <w:t>（后续持续推）：</w:t>
-      </w:r>
-    </w:p>
-    <w:p>
-      <w:pPr>
-        <w:pStyle w:val="ListBullet"/>
-        <w:ind w:left="425"/>
-      </w:pPr>
-      <w:r>
-        <w:rPr>
-          <w:sz w:val="20"/>
-        </w:rPr>
-        <w:t>历史纸质底稿批量扫描</w:t>
-      </w:r>
-    </w:p>
-    <w:p>
-      <w:pPr>
-        <w:pStyle w:val="ListBullet"/>
-        <w:ind w:left="425"/>
-      </w:pPr>
-      <w:r>
-        <w:rPr>
-          <w:sz w:val="20"/>
-        </w:rPr>
-        <w:t>专业内容产出辅导</w:t>
-      </w:r>
-    </w:p>
-    <w:p>
-      <w:pPr>
-        <w:pStyle w:val="ListBullet"/>
-        <w:ind w:left="425"/>
-      </w:pPr>
-      <w:r>
-        <w:rPr>
-          <w:sz w:val="20"/>
-        </w:rPr>
-        <w:t>新人培训场景库建设</w:t>
-      </w:r>
-    </w:p>
-    <w:p>
-      <w:pPr>
-        <w:pStyle w:val="Heading3"/>
-      </w:pPr>
-      <w:r>
-        <w:t>第二步：持续服务（按季度）</w:t>
-      </w:r>
-    </w:p>
-    <w:p>
-      <w:pPr>
-        <w:spacing w:after="120"/>
-      </w:pPr>
-      <w:r>
-        <w:rPr>
-          <w:sz w:val="21"/>
-        </w:rPr>
-        <w:t>每个季度做什么：</w:t>
-      </w:r>
-    </w:p>
-    <w:tbl>
-      <w:tblPr>
-        <w:tblStyle w:val="LightGrid-Accent1"/>
-        <w:tblW w:type="auto" w:w="0"/>
-        <w:jc w:val="center"/>
-        <w:tblLook w:firstColumn="1" w:firstRow="1" w:lastColumn="0" w:lastRow="0" w:noHBand="0" w:noVBand="1" w:val="04A0"/>
-      </w:tblPr>
-      <w:tblGrid>
-        <w:gridCol w:w="4703"/>
-        <w:gridCol w:w="4703"/>
-      </w:tblGrid>
-      <w:tr>
-        <w:tc>
-          <w:tcPr>
-            <w:tcW w:type="dxa" w:w="4703"/>
-            <w:shd w:fill="4472C4" w:val="clear"/>
-          </w:tcPr>
-          <w:p>
-            <w:pPr/>
-            <w:r>
-              <w:rPr>
-                <w:b/>
-                <w:color w:val="FFFFFF"/>
-                <w:sz w:val="18"/>
-              </w:rPr>
-              <w:t>季度</w:t>
-            </w:r>
-          </w:p>
-        </w:tc>
-        <w:tc>
-          <w:tcPr>
-            <w:tcW w:type="dxa" w:w="4703"/>
-            <w:shd w:fill="4472C4" w:val="clear"/>
-          </w:tcPr>
-          <w:p>
-            <w:pPr/>
-            <w:r>
-              <w:rPr>
-                <w:b/>
-                <w:color w:val="FFFFFF"/>
-                <w:sz w:val="18"/>
-              </w:rPr>
-              <w:t>重点</w:t>
+              <w:t>项目管理+AI周报</w:t>
             </w:r>
           </w:p>
         </w:tc>
@@ -945,7 +914,7 @@
               <w:rPr>
                 <w:sz w:val="18"/>
               </w:rPr>
-              <w:t>第一季度</w:t>
+              <w:t>第7-8周</w:t>
             </w:r>
           </w:p>
         </w:tc>
@@ -958,7 +927,7 @@
               <w:rPr>
                 <w:sz w:val="18"/>
               </w:rPr>
-              <w:t>大家用起来，发现新需求；启动底稿扫描</w:t>
+              <w:t>知识库+企微AI客服+政策抓取</w:t>
             </w:r>
           </w:p>
         </w:tc>
@@ -973,7 +942,7 @@
               <w:rPr>
                 <w:sz w:val="18"/>
               </w:rPr>
-              <w:t>第二季度</w:t>
+              <w:t>第9-10周</w:t>
             </w:r>
           </w:p>
         </w:tc>
@@ -986,7 +955,7 @@
               <w:rPr>
                 <w:sz w:val="18"/>
               </w:rPr>
-              <w:t>底稿继续扫；帮团队写第一篇专业内容；建新人培训场景库</w:t>
+              <w:t>报告模板+客户文件数据提取+AI审核岗</w:t>
             </w:r>
           </w:p>
         </w:tc>
@@ -1001,7 +970,7 @@
               <w:rPr>
                 <w:sz w:val="18"/>
               </w:rPr>
-              <w:t>第三季度</w:t>
+              <w:t>第11周</w:t>
             </w:r>
           </w:p>
         </w:tc>
@@ -1014,7 +983,7 @@
               <w:rPr>
                 <w:sz w:val="18"/>
               </w:rPr>
-              <w:t>专业内容持续产出；新人培训上线；系统优化</w:t>
+              <w:t>培训模块</w:t>
             </w:r>
           </w:p>
         </w:tc>
@@ -1029,7 +998,7 @@
               <w:rPr>
                 <w:sz w:val="18"/>
               </w:rPr>
-              <w:t>第四季度</w:t>
+              <w:t>第12周</w:t>
             </w:r>
           </w:p>
         </w:tc>
@@ -1042,72 +1011,13 @@
               <w:rPr>
                 <w:sz w:val="18"/>
               </w:rPr>
-              <w:t>年度复盘；评估效果；规划下一年</w:t>
+              <w:t>全员培训，试运行，上线</w:t>
             </w:r>
           </w:p>
         </w:tc>
       </w:tr>
     </w:tbl>
     <w:p/>
-    <w:p>
-      <w:pPr>
-        <w:spacing w:after="120"/>
-      </w:pPr>
-      <w:r>
-        <w:rPr>
-          <w:sz w:val="21"/>
-        </w:rPr>
-        <w:t>持续服务每个月做什么：</w:t>
-      </w:r>
-    </w:p>
-    <w:p>
-      <w:pPr>
-        <w:pStyle w:val="ListBullet"/>
-        <w:ind w:left="425"/>
-      </w:pPr>
-      <w:r>
-        <w:rPr>
-          <w:sz w:val="20"/>
-        </w:rPr>
-        <w:t>月初复盘：大家用得怎么样，有什么问题</w:t>
-      </w:r>
-    </w:p>
-    <w:p>
-      <w:pPr>
-        <w:pStyle w:val="ListBullet"/>
-        <w:ind w:left="425"/>
-      </w:pPr>
-      <w:r>
-        <w:rPr>
-          <w:sz w:val="20"/>
-        </w:rPr>
-        <w:t>发现新需求：团队用着用着会发现新的应用场景</w:t>
-      </w:r>
-    </w:p>
-    <w:p>
-      <w:pPr>
-        <w:pStyle w:val="ListBullet"/>
-        <w:ind w:left="425"/>
-      </w:pPr>
-      <w:r>
-        <w:rPr>
-          <w:sz w:val="20"/>
-        </w:rPr>
-        <w:t>持续推进：底稿扫描、内容产出、新人培训</w:t>
-      </w:r>
-    </w:p>
-    <w:p>
-      <w:pPr>
-        <w:pStyle w:val="ListBullet"/>
-        <w:ind w:left="425"/>
-      </w:pPr>
-      <w:r>
-        <w:rPr>
-          <w:sz w:val="20"/>
-        </w:rPr>
-        <w:t>系统迭代：根据使用反馈调整优化</w:t>
-      </w:r>
-    </w:p>
     <w:p>
       <w:pPr>
         <w:jc w:val="center"/>
@@ -1124,7 +1034,7 @@
         <w:pStyle w:val="Heading2"/>
       </w:pPr>
       <w:r>
-        <w:t>五、费用</w:t>
+        <w:t>六、功能与费用</w:t>
       </w:r>
     </w:p>
     <w:p>
@@ -1132,7 +1042,1253 @@
         <w:pStyle w:val="Heading3"/>
       </w:pPr>
       <w:r>
-        <w:t>首期建设</w:t>
+        <w:t>功能模块</w:t>
+      </w:r>
+    </w:p>
+    <w:tbl>
+      <w:tblPr>
+        <w:tblStyle w:val="LightGrid-Accent1"/>
+        <w:tblW w:type="auto" w:w="0"/>
+        <w:jc w:val="center"/>
+        <w:tblLook w:firstColumn="1" w:firstRow="1" w:lastColumn="0" w:lastRow="0" w:noHBand="0" w:noVBand="1" w:val="04A0"/>
+      </w:tblPr>
+      <w:tblGrid>
+        <w:gridCol w:w="1344"/>
+        <w:gridCol w:w="1344"/>
+        <w:gridCol w:w="1344"/>
+        <w:gridCol w:w="1344"/>
+        <w:gridCol w:w="1344"/>
+        <w:gridCol w:w="1344"/>
+        <w:gridCol w:w="1344"/>
+      </w:tblGrid>
+      <w:tr>
+        <w:tc>
+          <w:tcPr>
+            <w:tcW w:type="dxa" w:w="1344"/>
+            <w:shd w:fill="4472C4" w:val="clear"/>
+          </w:tcPr>
+          <w:p>
+            <w:pPr/>
+            <w:r>
+              <w:rPr>
+                <w:b/>
+                <w:color w:val="FFFFFF"/>
+                <w:sz w:val="18"/>
+              </w:rPr>
+              <w:t>模块</w:t>
+            </w:r>
+          </w:p>
+        </w:tc>
+        <w:tc>
+          <w:tcPr>
+            <w:tcW w:type="dxa" w:w="1344"/>
+            <w:shd w:fill="4472C4" w:val="clear"/>
+          </w:tcPr>
+          <w:p>
+            <w:pPr/>
+            <w:r>
+              <w:rPr>
+                <w:b/>
+                <w:color w:val="FFFFFF"/>
+                <w:sz w:val="18"/>
+              </w:rPr>
+              <w:t>功能</w:t>
+            </w:r>
+          </w:p>
+        </w:tc>
+        <w:tc>
+          <w:tcPr>
+            <w:tcW w:type="dxa" w:w="1344"/>
+            <w:shd w:fill="4472C4" w:val="clear"/>
+          </w:tcPr>
+          <w:p>
+            <w:pPr/>
+            <w:r>
+              <w:rPr>
+                <w:b/>
+                <w:color w:val="FFFFFF"/>
+                <w:sz w:val="18"/>
+              </w:rPr>
+              <w:t>AI特色</w:t>
+            </w:r>
+          </w:p>
+        </w:tc>
+        <w:tc>
+          <w:tcPr>
+            <w:tcW w:type="dxa" w:w="1344"/>
+            <w:shd w:fill="4472C4" w:val="clear"/>
+          </w:tcPr>
+          <w:p>
+            <w:pPr/>
+            <w:r>
+              <w:rPr>
+                <w:b/>
+                <w:color w:val="FFFFFF"/>
+                <w:sz w:val="18"/>
+              </w:rPr>
+              <w:t>常规人天</w:t>
+            </w:r>
+          </w:p>
+        </w:tc>
+        <w:tc>
+          <w:tcPr>
+            <w:tcW w:type="dxa" w:w="1344"/>
+            <w:shd w:fill="4472C4" w:val="clear"/>
+          </w:tcPr>
+          <w:p>
+            <w:pPr/>
+            <w:r>
+              <w:rPr>
+                <w:b/>
+                <w:color w:val="FFFFFF"/>
+                <w:sz w:val="18"/>
+              </w:rPr>
+              <w:t>AI人天</w:t>
+            </w:r>
+          </w:p>
+        </w:tc>
+        <w:tc>
+          <w:tcPr>
+            <w:tcW w:type="dxa" w:w="1344"/>
+            <w:shd w:fill="4472C4" w:val="clear"/>
+          </w:tcPr>
+          <w:p>
+            <w:pPr/>
+            <w:r>
+              <w:rPr>
+                <w:b/>
+                <w:color w:val="FFFFFF"/>
+                <w:sz w:val="18"/>
+              </w:rPr>
+              <w:t>原价(元)</w:t>
+            </w:r>
+          </w:p>
+        </w:tc>
+        <w:tc>
+          <w:tcPr>
+            <w:tcW w:type="dxa" w:w="1344"/>
+            <w:shd w:fill="4472C4" w:val="clear"/>
+          </w:tcPr>
+          <w:p>
+            <w:pPr/>
+            <w:r>
+              <w:rPr>
+                <w:b/>
+                <w:color w:val="FFFFFF"/>
+                <w:sz w:val="18"/>
+              </w:rPr>
+              <w:t>优惠价(元)</w:t>
+            </w:r>
+          </w:p>
+        </w:tc>
+      </w:tr>
+      <w:tr>
+        <w:tc>
+          <w:tcPr>
+            <w:tcW w:type="dxa" w:w="1344"/>
+          </w:tcPr>
+          <w:p>
+            <w:r>
+              <w:rPr>
+                <w:sz w:val="18"/>
+              </w:rPr>
+              <w:t>基础模块</w:t>
+            </w:r>
+          </w:p>
+        </w:tc>
+        <w:tc>
+          <w:tcPr>
+            <w:tcW w:type="dxa" w:w="1344"/>
+          </w:tcPr>
+          <w:p>
+            <w:r>
+              <w:rPr>
+                <w:sz w:val="18"/>
+              </w:rPr>
+              <w:t>组织架构/花名册/权限</w:t>
+            </w:r>
+          </w:p>
+        </w:tc>
+        <w:tc>
+          <w:tcPr>
+            <w:tcW w:type="dxa" w:w="1344"/>
+          </w:tcPr>
+          <w:p>
+            <w:r>
+              <w:rPr>
+                <w:sz w:val="18"/>
+              </w:rPr>
+              <w:t>—</w:t>
+            </w:r>
+          </w:p>
+        </w:tc>
+        <w:tc>
+          <w:tcPr>
+            <w:tcW w:type="dxa" w:w="1344"/>
+          </w:tcPr>
+          <w:p>
+            <w:r>
+              <w:rPr>
+                <w:sz w:val="18"/>
+              </w:rPr>
+              <w:t>8</w:t>
+            </w:r>
+          </w:p>
+        </w:tc>
+        <w:tc>
+          <w:tcPr>
+            <w:tcW w:type="dxa" w:w="1344"/>
+          </w:tcPr>
+          <w:p>
+            <w:r>
+              <w:rPr>
+                <w:sz w:val="18"/>
+              </w:rPr>
+              <w:t>—</w:t>
+            </w:r>
+          </w:p>
+        </w:tc>
+        <w:tc>
+          <w:tcPr>
+            <w:tcW w:type="dxa" w:w="1344"/>
+          </w:tcPr>
+          <w:p>
+            <w:r>
+              <w:rPr>
+                <w:sz w:val="18"/>
+              </w:rPr>
+              <w:t>16,000</w:t>
+            </w:r>
+          </w:p>
+        </w:tc>
+        <w:tc>
+          <w:tcPr>
+            <w:tcW w:type="dxa" w:w="1344"/>
+          </w:tcPr>
+          <w:p>
+            <w:r>
+              <w:rPr>
+                <w:sz w:val="18"/>
+              </w:rPr>
+              <w:t>12,800</w:t>
+            </w:r>
+          </w:p>
+        </w:tc>
+      </w:tr>
+      <w:tr>
+        <w:tc>
+          <w:tcPr>
+            <w:tcW w:type="dxa" w:w="1344"/>
+          </w:tcPr>
+          <w:p>
+            <w:r>
+              <w:rPr>
+                <w:sz w:val="18"/>
+              </w:rPr>
+              <w:t>人事管理</w:t>
+            </w:r>
+          </w:p>
+        </w:tc>
+        <w:tc>
+          <w:tcPr>
+            <w:tcW w:type="dxa" w:w="1344"/>
+          </w:tcPr>
+          <w:p>
+            <w:r>
+              <w:rPr>
+                <w:sz w:val="18"/>
+              </w:rPr>
+              <w:t>证照/合同/考勤/请假/工资</w:t>
+            </w:r>
+          </w:p>
+        </w:tc>
+        <w:tc>
+          <w:tcPr>
+            <w:tcW w:type="dxa" w:w="1344"/>
+          </w:tcPr>
+          <w:p>
+            <w:r>
+              <w:rPr>
+                <w:sz w:val="18"/>
+              </w:rPr>
+              <w:t>—</w:t>
+            </w:r>
+          </w:p>
+        </w:tc>
+        <w:tc>
+          <w:tcPr>
+            <w:tcW w:type="dxa" w:w="1344"/>
+          </w:tcPr>
+          <w:p>
+            <w:r>
+              <w:rPr>
+                <w:sz w:val="18"/>
+              </w:rPr>
+              <w:t>8</w:t>
+            </w:r>
+          </w:p>
+        </w:tc>
+        <w:tc>
+          <w:tcPr>
+            <w:tcW w:type="dxa" w:w="1344"/>
+          </w:tcPr>
+          <w:p>
+            <w:r>
+              <w:rPr>
+                <w:sz w:val="18"/>
+              </w:rPr>
+              <w:t>—</w:t>
+            </w:r>
+          </w:p>
+        </w:tc>
+        <w:tc>
+          <w:tcPr>
+            <w:tcW w:type="dxa" w:w="1344"/>
+          </w:tcPr>
+          <w:p>
+            <w:r>
+              <w:rPr>
+                <w:sz w:val="18"/>
+              </w:rPr>
+              <w:t>16,000</w:t>
+            </w:r>
+          </w:p>
+        </w:tc>
+        <w:tc>
+          <w:tcPr>
+            <w:tcW w:type="dxa" w:w="1344"/>
+          </w:tcPr>
+          <w:p>
+            <w:r>
+              <w:rPr>
+                <w:sz w:val="18"/>
+              </w:rPr>
+              <w:t>12,800</w:t>
+            </w:r>
+          </w:p>
+        </w:tc>
+      </w:tr>
+      <w:tr>
+        <w:tc>
+          <w:tcPr>
+            <w:tcW w:type="dxa" w:w="1344"/>
+          </w:tcPr>
+          <w:p>
+            <w:r>
+              <w:rPr>
+                <w:sz w:val="18"/>
+              </w:rPr>
+              <w:t>行政管理</w:t>
+            </w:r>
+          </w:p>
+        </w:tc>
+        <w:tc>
+          <w:tcPr>
+            <w:tcW w:type="dxa" w:w="1344"/>
+          </w:tcPr>
+          <w:p>
+            <w:r>
+              <w:rPr>
+                <w:sz w:val="18"/>
+              </w:rPr>
+              <w:t>行政审批流</w:t>
+            </w:r>
+          </w:p>
+        </w:tc>
+        <w:tc>
+          <w:tcPr>
+            <w:tcW w:type="dxa" w:w="1344"/>
+          </w:tcPr>
+          <w:p>
+            <w:r>
+              <w:rPr>
+                <w:sz w:val="18"/>
+              </w:rPr>
+              <w:t>—</w:t>
+            </w:r>
+          </w:p>
+        </w:tc>
+        <w:tc>
+          <w:tcPr>
+            <w:tcW w:type="dxa" w:w="1344"/>
+          </w:tcPr>
+          <w:p>
+            <w:r>
+              <w:rPr>
+                <w:sz w:val="18"/>
+              </w:rPr>
+              <w:t>3</w:t>
+            </w:r>
+          </w:p>
+        </w:tc>
+        <w:tc>
+          <w:tcPr>
+            <w:tcW w:type="dxa" w:w="1344"/>
+          </w:tcPr>
+          <w:p>
+            <w:r>
+              <w:rPr>
+                <w:sz w:val="18"/>
+              </w:rPr>
+              <w:t>—</w:t>
+            </w:r>
+          </w:p>
+        </w:tc>
+        <w:tc>
+          <w:tcPr>
+            <w:tcW w:type="dxa" w:w="1344"/>
+          </w:tcPr>
+          <w:p>
+            <w:r>
+              <w:rPr>
+                <w:sz w:val="18"/>
+              </w:rPr>
+              <w:t>6,000</w:t>
+            </w:r>
+          </w:p>
+        </w:tc>
+        <w:tc>
+          <w:tcPr>
+            <w:tcW w:type="dxa" w:w="1344"/>
+          </w:tcPr>
+          <w:p>
+            <w:r>
+              <w:rPr>
+                <w:sz w:val="18"/>
+              </w:rPr>
+              <w:t>4,800</w:t>
+            </w:r>
+          </w:p>
+        </w:tc>
+      </w:tr>
+      <w:tr>
+        <w:tc>
+          <w:tcPr>
+            <w:tcW w:type="dxa" w:w="1344"/>
+          </w:tcPr>
+          <w:p>
+            <w:r>
+              <w:rPr>
+                <w:sz w:val="18"/>
+              </w:rPr>
+              <w:t>财务管理</w:t>
+            </w:r>
+          </w:p>
+        </w:tc>
+        <w:tc>
+          <w:tcPr>
+            <w:tcW w:type="dxa" w:w="1344"/>
+          </w:tcPr>
+          <w:p>
+            <w:r>
+              <w:rPr>
+                <w:sz w:val="18"/>
+              </w:rPr>
+              <w:t>报销管理</w:t>
+            </w:r>
+          </w:p>
+        </w:tc>
+        <w:tc>
+          <w:tcPr>
+            <w:tcW w:type="dxa" w:w="1344"/>
+          </w:tcPr>
+          <w:p>
+            <w:r>
+              <w:rPr>
+                <w:sz w:val="18"/>
+              </w:rPr>
+              <w:t>—</w:t>
+            </w:r>
+          </w:p>
+        </w:tc>
+        <w:tc>
+          <w:tcPr>
+            <w:tcW w:type="dxa" w:w="1344"/>
+          </w:tcPr>
+          <w:p>
+            <w:r>
+              <w:rPr>
+                <w:sz w:val="18"/>
+              </w:rPr>
+              <w:t>2</w:t>
+            </w:r>
+          </w:p>
+        </w:tc>
+        <w:tc>
+          <w:tcPr>
+            <w:tcW w:type="dxa" w:w="1344"/>
+          </w:tcPr>
+          <w:p>
+            <w:r>
+              <w:rPr>
+                <w:sz w:val="18"/>
+              </w:rPr>
+              <w:t>—</w:t>
+            </w:r>
+          </w:p>
+        </w:tc>
+        <w:tc>
+          <w:tcPr>
+            <w:tcW w:type="dxa" w:w="1344"/>
+          </w:tcPr>
+          <w:p>
+            <w:r>
+              <w:rPr>
+                <w:sz w:val="18"/>
+              </w:rPr>
+              <w:t>4,000</w:t>
+            </w:r>
+          </w:p>
+        </w:tc>
+        <w:tc>
+          <w:tcPr>
+            <w:tcW w:type="dxa" w:w="1344"/>
+          </w:tcPr>
+          <w:p>
+            <w:r>
+              <w:rPr>
+                <w:sz w:val="18"/>
+              </w:rPr>
+              <w:t>3,200</w:t>
+            </w:r>
+          </w:p>
+        </w:tc>
+      </w:tr>
+      <w:tr>
+        <w:tc>
+          <w:tcPr>
+            <w:tcW w:type="dxa" w:w="1344"/>
+          </w:tcPr>
+          <w:p>
+            <w:r>
+              <w:rPr>
+                <w:sz w:val="18"/>
+              </w:rPr>
+              <w:t>客户管理</w:t>
+            </w:r>
+          </w:p>
+        </w:tc>
+        <w:tc>
+          <w:tcPr>
+            <w:tcW w:type="dxa" w:w="1344"/>
+          </w:tcPr>
+          <w:p>
+            <w:r>
+              <w:rPr>
+                <w:sz w:val="18"/>
+              </w:rPr>
+              <w:t>客户档案/关联项目</w:t>
+            </w:r>
+          </w:p>
+        </w:tc>
+        <w:tc>
+          <w:tcPr>
+            <w:tcW w:type="dxa" w:w="1344"/>
+          </w:tcPr>
+          <w:p>
+            <w:r>
+              <w:rPr>
+                <w:sz w:val="18"/>
+              </w:rPr>
+              <w:t>—</w:t>
+            </w:r>
+          </w:p>
+        </w:tc>
+        <w:tc>
+          <w:tcPr>
+            <w:tcW w:type="dxa" w:w="1344"/>
+          </w:tcPr>
+          <w:p>
+            <w:r>
+              <w:rPr>
+                <w:sz w:val="18"/>
+              </w:rPr>
+              <w:t>2</w:t>
+            </w:r>
+          </w:p>
+        </w:tc>
+        <w:tc>
+          <w:tcPr>
+            <w:tcW w:type="dxa" w:w="1344"/>
+          </w:tcPr>
+          <w:p>
+            <w:r>
+              <w:rPr>
+                <w:sz w:val="18"/>
+              </w:rPr>
+              <w:t>—</w:t>
+            </w:r>
+          </w:p>
+        </w:tc>
+        <w:tc>
+          <w:tcPr>
+            <w:tcW w:type="dxa" w:w="1344"/>
+          </w:tcPr>
+          <w:p>
+            <w:r>
+              <w:rPr>
+                <w:sz w:val="18"/>
+              </w:rPr>
+              <w:t>4,000</w:t>
+            </w:r>
+          </w:p>
+        </w:tc>
+        <w:tc>
+          <w:tcPr>
+            <w:tcW w:type="dxa" w:w="1344"/>
+          </w:tcPr>
+          <w:p>
+            <w:r>
+              <w:rPr>
+                <w:sz w:val="18"/>
+              </w:rPr>
+              <w:t>3,200</w:t>
+            </w:r>
+          </w:p>
+        </w:tc>
+      </w:tr>
+      <w:tr>
+        <w:tc>
+          <w:tcPr>
+            <w:tcW w:type="dxa" w:w="1344"/>
+          </w:tcPr>
+          <w:p>
+            <w:r>
+              <w:rPr>
+                <w:sz w:val="18"/>
+              </w:rPr>
+              <w:t>项目管理</w:t>
+            </w:r>
+          </w:p>
+        </w:tc>
+        <w:tc>
+          <w:tcPr>
+            <w:tcW w:type="dxa" w:w="1344"/>
+          </w:tcPr>
+          <w:p>
+            <w:r>
+              <w:rPr>
+                <w:sz w:val="18"/>
+              </w:rPr>
+              <w:t>立项/任务/进度/资料</w:t>
+            </w:r>
+          </w:p>
+        </w:tc>
+        <w:tc>
+          <w:tcPr>
+            <w:tcW w:type="dxa" w:w="1344"/>
+          </w:tcPr>
+          <w:p>
+            <w:r>
+              <w:rPr>
+                <w:sz w:val="18"/>
+              </w:rPr>
+              <w:t>AI周报</w:t>
+            </w:r>
+          </w:p>
+        </w:tc>
+        <w:tc>
+          <w:tcPr>
+            <w:tcW w:type="dxa" w:w="1344"/>
+          </w:tcPr>
+          <w:p>
+            <w:r>
+              <w:rPr>
+                <w:sz w:val="18"/>
+              </w:rPr>
+              <w:t>8</w:t>
+            </w:r>
+          </w:p>
+        </w:tc>
+        <w:tc>
+          <w:tcPr>
+            <w:tcW w:type="dxa" w:w="1344"/>
+          </w:tcPr>
+          <w:p>
+            <w:r>
+              <w:rPr>
+                <w:sz w:val="18"/>
+              </w:rPr>
+              <w:t>4</w:t>
+            </w:r>
+          </w:p>
+        </w:tc>
+        <w:tc>
+          <w:tcPr>
+            <w:tcW w:type="dxa" w:w="1344"/>
+          </w:tcPr>
+          <w:p>
+            <w:r>
+              <w:rPr>
+                <w:sz w:val="18"/>
+              </w:rPr>
+              <w:t>28,000</w:t>
+            </w:r>
+          </w:p>
+        </w:tc>
+        <w:tc>
+          <w:tcPr>
+            <w:tcW w:type="dxa" w:w="1344"/>
+          </w:tcPr>
+          <w:p>
+            <w:r>
+              <w:rPr>
+                <w:sz w:val="18"/>
+              </w:rPr>
+              <w:t>22,400</w:t>
+            </w:r>
+          </w:p>
+        </w:tc>
+      </w:tr>
+      <w:tr>
+        <w:tc>
+          <w:tcPr>
+            <w:tcW w:type="dxa" w:w="1344"/>
+          </w:tcPr>
+          <w:p>
+            <w:r>
+              <w:rPr>
+                <w:sz w:val="18"/>
+              </w:rPr>
+              <w:t>报告审批</w:t>
+            </w:r>
+          </w:p>
+        </w:tc>
+        <w:tc>
+          <w:tcPr>
+            <w:tcW w:type="dxa" w:w="1344"/>
+          </w:tcPr>
+          <w:p>
+            <w:r>
+              <w:rPr>
+                <w:sz w:val="18"/>
+              </w:rPr>
+              <w:t>数据提取/核准/报告/审批</w:t>
+            </w:r>
+          </w:p>
+        </w:tc>
+        <w:tc>
+          <w:tcPr>
+            <w:tcW w:type="dxa" w:w="1344"/>
+          </w:tcPr>
+          <w:p>
+            <w:r>
+              <w:rPr>
+                <w:sz w:val="18"/>
+              </w:rPr>
+              <w:t>AI审核岗</w:t>
+            </w:r>
+          </w:p>
+        </w:tc>
+        <w:tc>
+          <w:tcPr>
+            <w:tcW w:type="dxa" w:w="1344"/>
+          </w:tcPr>
+          <w:p>
+            <w:r>
+              <w:rPr>
+                <w:sz w:val="18"/>
+              </w:rPr>
+              <w:t>4</w:t>
+            </w:r>
+          </w:p>
+        </w:tc>
+        <w:tc>
+          <w:tcPr>
+            <w:tcW w:type="dxa" w:w="1344"/>
+          </w:tcPr>
+          <w:p>
+            <w:r>
+              <w:rPr>
+                <w:sz w:val="18"/>
+              </w:rPr>
+              <w:t>4</w:t>
+            </w:r>
+          </w:p>
+        </w:tc>
+        <w:tc>
+          <w:tcPr>
+            <w:tcW w:type="dxa" w:w="1344"/>
+          </w:tcPr>
+          <w:p>
+            <w:r>
+              <w:rPr>
+                <w:sz w:val="18"/>
+              </w:rPr>
+              <w:t>20,000</w:t>
+            </w:r>
+          </w:p>
+        </w:tc>
+        <w:tc>
+          <w:tcPr>
+            <w:tcW w:type="dxa" w:w="1344"/>
+          </w:tcPr>
+          <w:p>
+            <w:r>
+              <w:rPr>
+                <w:sz w:val="18"/>
+              </w:rPr>
+              <w:t>16,000</w:t>
+            </w:r>
+          </w:p>
+        </w:tc>
+      </w:tr>
+      <w:tr>
+        <w:tc>
+          <w:tcPr>
+            <w:tcW w:type="dxa" w:w="1344"/>
+          </w:tcPr>
+          <w:p>
+            <w:r>
+              <w:rPr>
+                <w:sz w:val="18"/>
+              </w:rPr>
+              <w:t>知识库</w:t>
+            </w:r>
+          </w:p>
+        </w:tc>
+        <w:tc>
+          <w:tcPr>
+            <w:tcW w:type="dxa" w:w="1344"/>
+          </w:tcPr>
+          <w:p>
+            <w:r>
+              <w:rPr>
+                <w:sz w:val="18"/>
+              </w:rPr>
+              <w:t>知识库/问答/政策抓取</w:t>
+            </w:r>
+          </w:p>
+        </w:tc>
+        <w:tc>
+          <w:tcPr>
+            <w:tcW w:type="dxa" w:w="1344"/>
+          </w:tcPr>
+          <w:p>
+            <w:r>
+              <w:rPr>
+                <w:sz w:val="18"/>
+              </w:rPr>
+              <w:t>Agent数字员工</w:t>
+            </w:r>
+          </w:p>
+        </w:tc>
+        <w:tc>
+          <w:tcPr>
+            <w:tcW w:type="dxa" w:w="1344"/>
+          </w:tcPr>
+          <w:p>
+            <w:r>
+              <w:rPr>
+                <w:sz w:val="18"/>
+              </w:rPr>
+              <w:t>3</w:t>
+            </w:r>
+          </w:p>
+        </w:tc>
+        <w:tc>
+          <w:tcPr>
+            <w:tcW w:type="dxa" w:w="1344"/>
+          </w:tcPr>
+          <w:p>
+            <w:r>
+              <w:rPr>
+                <w:sz w:val="18"/>
+              </w:rPr>
+              <w:t>4</w:t>
+            </w:r>
+          </w:p>
+        </w:tc>
+        <w:tc>
+          <w:tcPr>
+            <w:tcW w:type="dxa" w:w="1344"/>
+          </w:tcPr>
+          <w:p>
+            <w:r>
+              <w:rPr>
+                <w:sz w:val="18"/>
+              </w:rPr>
+              <w:t>18,000</w:t>
+            </w:r>
+          </w:p>
+        </w:tc>
+        <w:tc>
+          <w:tcPr>
+            <w:tcW w:type="dxa" w:w="1344"/>
+          </w:tcPr>
+          <w:p>
+            <w:r>
+              <w:rPr>
+                <w:sz w:val="18"/>
+              </w:rPr>
+              <w:t>14,400</w:t>
+            </w:r>
+          </w:p>
+        </w:tc>
+      </w:tr>
+      <w:tr>
+        <w:tc>
+          <w:tcPr>
+            <w:tcW w:type="dxa" w:w="1344"/>
+          </w:tcPr>
+          <w:p>
+            <w:r>
+              <w:rPr>
+                <w:sz w:val="18"/>
+              </w:rPr>
+              <w:t>新员工培训</w:t>
+            </w:r>
+          </w:p>
+        </w:tc>
+        <w:tc>
+          <w:tcPr>
+            <w:tcW w:type="dxa" w:w="1344"/>
+          </w:tcPr>
+          <w:p>
+            <w:r>
+              <w:rPr>
+                <w:sz w:val="18"/>
+              </w:rPr>
+              <w:t>课程/题库/陪练</w:t>
+            </w:r>
+          </w:p>
+        </w:tc>
+        <w:tc>
+          <w:tcPr>
+            <w:tcW w:type="dxa" w:w="1344"/>
+          </w:tcPr>
+          <w:p>
+            <w:r>
+              <w:rPr>
+                <w:sz w:val="18"/>
+              </w:rPr>
+              <w:t>AI陪练</w:t>
+            </w:r>
+          </w:p>
+        </w:tc>
+        <w:tc>
+          <w:tcPr>
+            <w:tcW w:type="dxa" w:w="1344"/>
+          </w:tcPr>
+          <w:p>
+            <w:r>
+              <w:rPr>
+                <w:sz w:val="18"/>
+              </w:rPr>
+              <w:t>1</w:t>
+            </w:r>
+          </w:p>
+        </w:tc>
+        <w:tc>
+          <w:tcPr>
+            <w:tcW w:type="dxa" w:w="1344"/>
+          </w:tcPr>
+          <w:p>
+            <w:r>
+              <w:rPr>
+                <w:sz w:val="18"/>
+              </w:rPr>
+              <w:t>1</w:t>
+            </w:r>
+          </w:p>
+        </w:tc>
+        <w:tc>
+          <w:tcPr>
+            <w:tcW w:type="dxa" w:w="1344"/>
+          </w:tcPr>
+          <w:p>
+            <w:r>
+              <w:rPr>
+                <w:sz w:val="18"/>
+              </w:rPr>
+              <w:t>5,000</w:t>
+            </w:r>
+          </w:p>
+        </w:tc>
+        <w:tc>
+          <w:tcPr>
+            <w:tcW w:type="dxa" w:w="1344"/>
+          </w:tcPr>
+          <w:p>
+            <w:r>
+              <w:rPr>
+                <w:sz w:val="18"/>
+              </w:rPr>
+              <w:t>4,000</w:t>
+            </w:r>
+          </w:p>
+        </w:tc>
+      </w:tr>
+      <w:tr>
+        <w:tc>
+          <w:tcPr>
+            <w:tcW w:type="dxa" w:w="1344"/>
+          </w:tcPr>
+          <w:p>
+            <w:r>
+              <w:rPr>
+                <w:sz w:val="18"/>
+              </w:rPr>
+              <w:t>基础设施</w:t>
+            </w:r>
+          </w:p>
+        </w:tc>
+        <w:tc>
+          <w:tcPr>
+            <w:tcW w:type="dxa" w:w="1344"/>
+          </w:tcPr>
+          <w:p>
+            <w:r>
+              <w:rPr>
+                <w:sz w:val="18"/>
+              </w:rPr>
+              <w:t>部署/企微/培训</w:t>
+            </w:r>
+          </w:p>
+        </w:tc>
+        <w:tc>
+          <w:tcPr>
+            <w:tcW w:type="dxa" w:w="1344"/>
+          </w:tcPr>
+          <w:p>
+            <w:r>
+              <w:rPr>
+                <w:sz w:val="18"/>
+              </w:rPr>
+              <w:t>—</w:t>
+            </w:r>
+          </w:p>
+        </w:tc>
+        <w:tc>
+          <w:tcPr>
+            <w:tcW w:type="dxa" w:w="1344"/>
+          </w:tcPr>
+          <w:p>
+            <w:r>
+              <w:rPr>
+                <w:sz w:val="18"/>
+              </w:rPr>
+              <w:t>3</w:t>
+            </w:r>
+          </w:p>
+        </w:tc>
+        <w:tc>
+          <w:tcPr>
+            <w:tcW w:type="dxa" w:w="1344"/>
+          </w:tcPr>
+          <w:p>
+            <w:r>
+              <w:rPr>
+                <w:sz w:val="18"/>
+              </w:rPr>
+              <w:t>—</w:t>
+            </w:r>
+          </w:p>
+        </w:tc>
+        <w:tc>
+          <w:tcPr>
+            <w:tcW w:type="dxa" w:w="1344"/>
+          </w:tcPr>
+          <w:p>
+            <w:r>
+              <w:rPr>
+                <w:sz w:val="18"/>
+              </w:rPr>
+              <w:t>6,000</w:t>
+            </w:r>
+          </w:p>
+        </w:tc>
+        <w:tc>
+          <w:tcPr>
+            <w:tcW w:type="dxa" w:w="1344"/>
+          </w:tcPr>
+          <w:p>
+            <w:r>
+              <w:rPr>
+                <w:sz w:val="18"/>
+              </w:rPr>
+              <w:t>4,800</w:t>
+            </w:r>
+          </w:p>
+        </w:tc>
+      </w:tr>
+      <w:tr>
+        <w:tc>
+          <w:tcPr>
+            <w:tcW w:type="dxa" w:w="1344"/>
+          </w:tcPr>
+          <w:p>
+            <w:r>
+              <w:rPr>
+                <w:sz w:val="18"/>
+              </w:rPr>
+              <w:t>合计</w:t>
+            </w:r>
+          </w:p>
+        </w:tc>
+        <w:tc>
+          <w:tcPr>
+            <w:tcW w:type="dxa" w:w="1344"/>
+          </w:tcPr>
+          <w:p>
+            <w:r>
+              <w:rPr>
+                <w:sz w:val="18"/>
+              </w:rPr>
+            </w:r>
+          </w:p>
+        </w:tc>
+        <w:tc>
+          <w:tcPr>
+            <w:tcW w:type="dxa" w:w="1344"/>
+          </w:tcPr>
+          <w:p>
+            <w:r>
+              <w:rPr>
+                <w:sz w:val="18"/>
+              </w:rPr>
+            </w:r>
+          </w:p>
+        </w:tc>
+        <w:tc>
+          <w:tcPr>
+            <w:tcW w:type="dxa" w:w="1344"/>
+          </w:tcPr>
+          <w:p>
+            <w:r>
+              <w:rPr>
+                <w:sz w:val="18"/>
+              </w:rPr>
+              <w:t>42</w:t>
+            </w:r>
+          </w:p>
+        </w:tc>
+        <w:tc>
+          <w:tcPr>
+            <w:tcW w:type="dxa" w:w="1344"/>
+          </w:tcPr>
+          <w:p>
+            <w:r>
+              <w:rPr>
+                <w:sz w:val="18"/>
+              </w:rPr>
+              <w:t>13</w:t>
+            </w:r>
+          </w:p>
+        </w:tc>
+        <w:tc>
+          <w:tcPr>
+            <w:tcW w:type="dxa" w:w="1344"/>
+          </w:tcPr>
+          <w:p>
+            <w:r>
+              <w:rPr>
+                <w:sz w:val="18"/>
+              </w:rPr>
+              <w:t>123,000</w:t>
+            </w:r>
+          </w:p>
+        </w:tc>
+        <w:tc>
+          <w:tcPr>
+            <w:tcW w:type="dxa" w:w="1344"/>
+          </w:tcPr>
+          <w:p>
+            <w:r>
+              <w:rPr>
+                <w:sz w:val="18"/>
+              </w:rPr>
+              <w:t>98,400</w:t>
+            </w:r>
+          </w:p>
+        </w:tc>
+      </w:tr>
+    </w:tbl>
+    <w:p/>
+    <w:p>
+      <w:pPr>
+        <w:spacing w:before="80" w:after="80"/>
+        <w:ind w:left="425"/>
+        <w:pBdr>
+          <w:left w:val="single" w:sz="12" w:space="4" w:color="4472C4"/>
+        </w:pBdr>
+      </w:pPr>
+      <w:r>
+        <w:rPr>
+          <w:i/>
+          <w:color w:val="666666"/>
+          <w:sz w:val="20"/>
+        </w:rPr>
+        <w:t>常规配置2,000元/天，AI能力集成3,000元/天。原价123,000元，</w:t>
+      </w:r>
+      <w:r>
+        <w:rPr>
+          <w:b/>
+          <w:i/>
+          <w:color w:val="666666"/>
+          <w:sz w:val="20"/>
+        </w:rPr>
+        <w:t>优惠价8折 = 98,400元</w:t>
+      </w:r>
+      <w:r>
+        <w:rPr>
+          <w:i/>
+          <w:color w:val="666666"/>
+          <w:sz w:val="20"/>
+        </w:rPr>
+        <w:t>。</w:t>
+      </w:r>
+    </w:p>
+    <w:p>
+      <w:pPr>
+        <w:pStyle w:val="Heading3"/>
+      </w:pPr>
+      <w:r>
+        <w:t>两个AI特色功能</w:t>
+      </w:r>
+    </w:p>
+    <w:p>
+      <w:pPr>
+        <w:spacing w:after="120"/>
+      </w:pPr>
+      <w:r>
+        <w:rPr>
+          <w:b/>
+          <w:sz w:val="21"/>
+        </w:rPr>
+        <w:t>AI审核岗</w:t>
+      </w:r>
+      <w:r>
+        <w:rPr>
+          <w:sz w:val="21"/>
+        </w:rPr>
+        <w:t>：不改变原有三级审核，在前面加一个AI预审环节——AI先过一遍标风险点，审核人员不用从头逐行看。</w:t>
+      </w:r>
+    </w:p>
+    <w:p>
+      <w:pPr>
+        <w:spacing w:after="120"/>
+      </w:pPr>
+      <w:r>
+        <w:rPr>
+          <w:b/>
+          <w:sz w:val="21"/>
+        </w:rPr>
+        <w:t>Agent数字员工</w:t>
+      </w:r>
+      <w:r>
+        <w:rPr>
+          <w:sz w:val="21"/>
+        </w:rPr>
+        <w:t>：企微AI客服，有岗位有职责——客户问政策、内部人员问业务，7×24小时在线。</w:t>
+      </w:r>
+    </w:p>
+    <w:p>
+      <w:pPr>
+        <w:pStyle w:val="Heading3"/>
+      </w:pPr>
+      <w:r>
+        <w:t>费用构成</w:t>
       </w:r>
     </w:p>
     <w:tbl>
@@ -1161,7 +2317,7 @@
                 <w:color w:val="FFFFFF"/>
                 <w:sz w:val="18"/>
               </w:rPr>
-              <w:t>项目</w:t>
+              <w:t>费用项</w:t>
             </w:r>
           </w:p>
         </w:tc>
@@ -1178,7 +2334,7 @@
                 <w:color w:val="FFFFFF"/>
                 <w:sz w:val="18"/>
               </w:rPr>
-              <w:t>内容</w:t>
+              <w:t>金额</w:t>
             </w:r>
           </w:p>
         </w:tc>
@@ -1195,7 +2351,7 @@
                 <w:color w:val="FFFFFF"/>
                 <w:sz w:val="18"/>
               </w:rPr>
-              <w:t>费用</w:t>
+              <w:t>说明</w:t>
             </w:r>
           </w:p>
         </w:tc>
@@ -1210,7 +2366,7 @@
               <w:rPr>
                 <w:sz w:val="18"/>
               </w:rPr>
-              <w:t>系统搭建与配置</w:t>
+              <w:t>1. 开发费</w:t>
             </w:r>
           </w:p>
         </w:tc>
@@ -1223,7 +2379,7 @@
               <w:rPr>
                 <w:sz w:val="18"/>
               </w:rPr>
-              <w:t>私有化部署+项目管理+权限+工作流</w:t>
+              <w:t>原价 12.3万</w:t>
             </w:r>
           </w:p>
         </w:tc>
@@ -1236,7 +2392,7 @@
               <w:rPr>
                 <w:sz w:val="18"/>
               </w:rPr>
-              <w:t>3.0万</w:t>
+              <w:t>常规42天×2,000+AI 13天×3,000。优惠价8折，折后 9.84万。可分期。</w:t>
             </w:r>
           </w:p>
         </w:tc>
@@ -1251,7 +2407,7 @@
               <w:rPr>
                 <w:sz w:val="18"/>
               </w:rPr>
-              <w:t>知识库与智能问答</w:t>
+              <w:t>2. 硬件费</w:t>
             </w:r>
           </w:p>
         </w:tc>
@@ -1264,7 +2420,7 @@
               <w:rPr>
                 <w:sz w:val="18"/>
               </w:rPr>
-              <w:t>知识库搭建+税法追踪+问答配置</w:t>
+              <w:t>按需</w:t>
             </w:r>
           </w:p>
         </w:tc>
@@ -1277,7 +2433,7 @@
               <w:rPr>
                 <w:sz w:val="18"/>
               </w:rPr>
-              <w:t>3.0万</w:t>
+              <w:t>云服务器+NAS。客户可自购，我方提供规格建议。</w:t>
             </w:r>
           </w:p>
         </w:tc>
@@ -1292,7 +2448,7 @@
               <w:rPr>
                 <w:sz w:val="18"/>
               </w:rPr>
-              <w:t>报告起草辅助</w:t>
+              <w:t>3. 年度订阅费</w:t>
             </w:r>
           </w:p>
         </w:tc>
@@ -1305,7 +2461,7 @@
               <w:rPr>
                 <w:sz w:val="18"/>
               </w:rPr>
-              <w:t>模板配置+生成功能+数据校验</w:t>
+              <w:t>约6,000元/年起</w:t>
             </w:r>
           </w:p>
         </w:tc>
@@ -1318,7 +2474,7 @@
               <w:rPr>
                 <w:sz w:val="18"/>
               </w:rPr>
-              <w:t>3.0万</w:t>
+              <w:t>明道云License年订阅。</w:t>
             </w:r>
           </w:p>
         </w:tc>
@@ -1333,7 +2489,7 @@
               <w:rPr>
                 <w:sz w:val="18"/>
               </w:rPr>
-              <w:t>实施与培训</w:t>
+              <w:t>4. 第三方费用</w:t>
             </w:r>
           </w:p>
         </w:tc>
@@ -1346,7 +2502,7 @@
               <w:rPr>
                 <w:sz w:val="18"/>
               </w:rPr>
-              <w:t>部署调试+团队培训+上线支持</w:t>
+              <w:t>按使用量</w:t>
             </w:r>
           </w:p>
         </w:tc>
@@ -1359,177 +2515,13 @@
               <w:rPr>
                 <w:sz w:val="18"/>
               </w:rPr>
-              <w:t>1.0万</w:t>
-            </w:r>
-          </w:p>
-        </w:tc>
-      </w:tr>
-      <w:tr>
-        <w:tc>
-          <w:tcPr>
-            <w:tcW w:type="dxa" w:w="3135"/>
-          </w:tcPr>
-          <w:p>
-            <w:r>
-              <w:rPr>
-                <w:sz w:val="18"/>
-              </w:rPr>
-              <w:t>合计</w:t>
-            </w:r>
-          </w:p>
-        </w:tc>
-        <w:tc>
-          <w:tcPr>
-            <w:tcW w:type="dxa" w:w="3135"/>
-          </w:tcPr>
-          <w:p>
-            <w:r>
-              <w:rPr>
-                <w:sz w:val="18"/>
-              </w:rPr>
-            </w:r>
-          </w:p>
-        </w:tc>
-        <w:tc>
-          <w:tcPr>
-            <w:tcW w:type="dxa" w:w="3135"/>
-          </w:tcPr>
-          <w:p>
-            <w:r>
-              <w:rPr>
-                <w:sz w:val="18"/>
-              </w:rPr>
-              <w:t>10.0万</w:t>
+              <w:t>AI调用费、短信费、域名费等，按实际产生，不加价。</w:t>
             </w:r>
           </w:p>
         </w:tc>
       </w:tr>
     </w:tbl>
     <w:p/>
-    <w:p>
-      <w:pPr>
-        <w:pStyle w:val="Heading3"/>
-      </w:pPr>
-      <w:r>
-        <w:t>持续服务</w:t>
-      </w:r>
-    </w:p>
-    <w:tbl>
-      <w:tblPr>
-        <w:tblStyle w:val="LightGrid-Accent1"/>
-        <w:tblW w:type="auto" w:w="0"/>
-        <w:jc w:val="center"/>
-        <w:tblLook w:firstColumn="1" w:firstRow="1" w:lastColumn="0" w:lastRow="0" w:noHBand="0" w:noVBand="1" w:val="04A0"/>
-      </w:tblPr>
-      <w:tblGrid>
-        <w:gridCol w:w="4703"/>
-        <w:gridCol w:w="4703"/>
-      </w:tblGrid>
-      <w:tr>
-        <w:tc>
-          <w:tcPr>
-            <w:tcW w:type="dxa" w:w="4703"/>
-            <w:shd w:fill="4472C4" w:val="clear"/>
-          </w:tcPr>
-          <w:p>
-            <w:pPr/>
-            <w:r>
-              <w:rPr>
-                <w:b/>
-                <w:color w:val="FFFFFF"/>
-                <w:sz w:val="18"/>
-              </w:rPr>
-              <w:t>项目</w:t>
-            </w:r>
-          </w:p>
-        </w:tc>
-        <w:tc>
-          <w:tcPr>
-            <w:tcW w:type="dxa" w:w="4703"/>
-            <w:shd w:fill="4472C4" w:val="clear"/>
-          </w:tcPr>
-          <w:p>
-            <w:pPr/>
-            <w:r>
-              <w:rPr>
-                <w:b/>
-                <w:color w:val="FFFFFF"/>
-                <w:sz w:val="18"/>
-              </w:rPr>
-              <w:t>费用</w:t>
-            </w:r>
-          </w:p>
-        </w:tc>
-      </w:tr>
-      <w:tr>
-        <w:tc>
-          <w:tcPr>
-            <w:tcW w:type="dxa" w:w="4703"/>
-          </w:tcPr>
-          <w:p>
-            <w:r>
-              <w:rPr>
-                <w:sz w:val="18"/>
-              </w:rPr>
-              <w:t>按季度</w:t>
-            </w:r>
-          </w:p>
-        </w:tc>
-        <w:tc>
-          <w:tcPr>
-            <w:tcW w:type="dxa" w:w="4703"/>
-          </w:tcPr>
-          <w:p>
-            <w:r>
-              <w:rPr>
-                <w:sz w:val="18"/>
-              </w:rPr>
-              <w:t>1.5万/季度</w:t>
-            </w:r>
-          </w:p>
-        </w:tc>
-      </w:tr>
-      <w:tr>
-        <w:tc>
-          <w:tcPr>
-            <w:tcW w:type="dxa" w:w="4703"/>
-          </w:tcPr>
-          <w:p>
-            <w:r>
-              <w:rPr>
-                <w:sz w:val="18"/>
-              </w:rPr>
-              <w:t>按年度</w:t>
-            </w:r>
-          </w:p>
-        </w:tc>
-        <w:tc>
-          <w:tcPr>
-            <w:tcW w:type="dxa" w:w="4703"/>
-          </w:tcPr>
-          <w:p>
-            <w:r>
-              <w:rPr>
-                <w:sz w:val="18"/>
-              </w:rPr>
-              <w:t>6.0万/年</w:t>
-            </w:r>
-          </w:p>
-        </w:tc>
-      </w:tr>
-    </w:tbl>
-    <w:p/>
-    <w:p>
-      <w:pPr>
-        <w:spacing w:after="120"/>
-      </w:pPr>
-      <w:r>
-        <w:rPr>
-          <w:sz w:val="21"/>
-        </w:rPr>
-        <w:t>持续服务是可选的。但建议至少签一年——系统建好只是开始，真正出效果是在持续使用中。</w:t>
-      </w:r>
-    </w:p>
     <w:p>
       <w:pPr>
         <w:jc w:val="center"/>
@@ -1546,7 +2538,7 @@
         <w:pStyle w:val="Heading2"/>
       </w:pPr>
       <w:r>
-        <w:t>六、保障</w:t>
+        <w:t>七、保障</w:t>
       </w:r>
     </w:p>
     <w:tbl>
@@ -1619,7 +2611,7 @@
               <w:rPr>
                 <w:sz w:val="18"/>
               </w:rPr>
-              <w:t>所有数据存在你们自己的服务器上，不经过外部网络。系统调用智能功能时，只传问题不传客户敏感数据</w:t>
+              <w:t>私有化部署，数据分级管理，所有数据在你们自己的服务器上</w:t>
             </w:r>
           </w:p>
         </w:tc>
@@ -1647,7 +2639,7 @@
               <w:rPr>
                 <w:sz w:val="18"/>
               </w:rPr>
-              <w:t>系统只做初稿和提示，签字判断由注册税务师负责</w:t>
+              <w:t>AI做初稿和提示，签字判断由注册税务师负责</w:t>
             </w:r>
           </w:p>
         </w:tc>
@@ -1675,35 +2667,7 @@
               <w:rPr>
                 <w:sz w:val="18"/>
               </w:rPr>
-              <w:t>含培训、使用手册、2周试运行支持</w:t>
-            </w:r>
-          </w:p>
-        </w:tc>
-      </w:tr>
-      <w:tr>
-        <w:tc>
-          <w:tcPr>
-            <w:tcW w:type="dxa" w:w="4703"/>
-          </w:tcPr>
-          <w:p>
-            <w:r>
-              <w:rPr>
-                <w:sz w:val="18"/>
-              </w:rPr>
-              <w:t>持续优化</w:t>
-            </w:r>
-          </w:p>
-        </w:tc>
-        <w:tc>
-          <w:tcPr>
-            <w:tcW w:type="dxa" w:w="4703"/>
-          </w:tcPr>
-          <w:p>
-            <w:r>
-              <w:rPr>
-                <w:sz w:val="18"/>
-              </w:rPr>
-              <w:t>每月复盘，持续调整</w:t>
+              <w:t>含培训、使用手册、试运行支持</w:t>
             </w:r>
           </w:p>
         </w:tc>
@@ -1731,7 +2695,7 @@
               <w:rPr>
                 <w:sz w:val="18"/>
               </w:rPr>
-              <w:t>首期10万封顶，持续服务按季度签，随时可调</w:t>
+              <w:t>开发费10万可分期，其他费用按需/按量，清楚明白</w:t>
             </w:r>
           </w:p>
         </w:tc>
@@ -1754,7 +2718,7 @@
         <w:pStyle w:val="Heading2"/>
       </w:pPr>
       <w:r>
-        <w:t>七、接下来怎么走</w:t>
+        <w:t>八、接下来怎么走</w:t>
       </w:r>
     </w:p>
     <w:p>
@@ -1770,7 +2734,7 @@
         <w:pStyle w:val="ListNumber"/>
       </w:pPr>
       <w:r>
-        <w:t>有些信息还需要补充（比如报告审批流程、行业协会规范），可以在推进中逐步拿到</w:t>
+        <w:t>确认需求清单，签订项目合同</w:t>
       </w:r>
     </w:p>
     <w:p>
@@ -1778,7 +2742,7 @@
         <w:pStyle w:val="ListNumber"/>
       </w:pPr>
       <w:r>
-        <w:t>确认后签首期建设协议，开始实施</w:t>
+        <w:t>开始实施，2-3个月完成全部功能</w:t>
       </w:r>
     </w:p>
     <w:p>
@@ -1786,7 +2750,24 @@
         <w:pStyle w:val="ListNumber"/>
       </w:pPr>
       <w:r>
-        <w:t>首期上线后签持续服务协议，持续推进</w:t>
+        <w:t>上线运行，项目完成后提供持续服务（按需签订）</w:t>
+      </w:r>
+    </w:p>
+    <w:p>
+      <w:pPr>
+        <w:spacing w:before="80" w:after="80"/>
+        <w:ind w:left="425"/>
+        <w:pBdr>
+          <w:left w:val="single" w:sz="12" w:space="4" w:color="4472C4"/>
+        </w:pBdr>
+      </w:pPr>
+      <w:r>
+        <w:rPr>
+          <w:i/>
+          <w:color w:val="666666"/>
+          <w:sz w:val="20"/>
+        </w:rPr>
+        <w:t>项目完成后，在使用中会发现新的需求——有些可以AI解决，有些可以流程优化解决；底稿需要持续数字化，知识库需要持续充实。这不是一锤子买卖，是持续进化的过程。</w:t>
       </w:r>
     </w:p>
     <w:sectPr>
